--- a/companies/calderwood-partners/Engagements/Carroll, Merritt and Williams/2009.04.25 - Kickoff Memo - Post-Merger Integration.docx
+++ b/companies/calderwood-partners/Engagements/Carroll, Merritt and Williams/2009.04.25 - Kickoff Memo - Post-Merger Integration.docx
@@ -4,22 +4,16 @@
   <w:body>
     <w:p>
       <w:r>
-        <w:t>To: Jason Torres, Mary Parker</w:t>
+        <w:t>To: Jason Torres and Mary Parker</w:t>
+        <w:br/>
+        <w:t>From: Daniel Leach</w:t>
+        <w:br/>
+        <w:t>Re: Kickoff of the post-merger integration engagement for Carroll, Merritt and Williams</w:t>
       </w:r>
     </w:p>
     <w:p>
       <w:r>
-        <w:t>From: Daniel Leach</w:t>
-      </w:r>
-    </w:p>
-    <w:p>
-      <w:r>
-        <w:t>Subject: Kickoff, post-merger integration for Carroll, Merritt and Williams</w:t>
-      </w:r>
-    </w:p>
-    <w:p>
-      <w:r>
-        <w:t>This engagement begins on April 22, 2009. The objective is to help Carroll, Merritt and Williams integrate the two businesses now under one owner, and to do it in a form the client can act on within four months. In concrete terms, we owe them a single reconciled picture of the combined company as it stands, a cost baseline both sides accept, a target operating model for the functions in scope, and a prioritized plan for the opening period after integration. The letter has been signed, so we are working to that scope and not renegotiating it. I have set this memo out in the order I expect us to work, and each item below names who holds it.</w:t>
+        <w:t>The purpose of this memo is to set out what each of us owns as the post-merger integration for Carroll, Merritt and Williams gets under way, so that we begin in step and not at cross purposes. The engagement commenced on April 22, 2009 and is expected to run for about four months; our sponsor on the client side is Joseph Wallace, the Chief Financial Officer, and Jason Torres will be our single point of contact with him so that the client hears one voice from us. In this first phase the aim is narrow and practical: to understand how each of the two combined businesses runs today before we form any view about how the joined company should run tomorrow. What this phase produces is a shared and evidenced picture of the current state, together with a first read on where the value of the combination actually sits; it does not produce recommendations, which come later and only once the client has agreed the facts they rest on.</w:t>
       </w:r>
     </w:p>
     <w:p>
@@ -27,7 +21,7 @@
         <w:pStyle w:val="Heading2"/>
       </w:pPr>
       <w:r>
-        <w:t>Areas of work</w:t>
+        <w:t>The work, by area</w:t>
       </w:r>
     </w:p>
     <w:p>
@@ -35,7 +29,7 @@
         <w:pStyle w:val="ListBullet"/>
       </w:pPr>
       <w:r>
-        <w:t>Consolidating the current picture. I will collect headcount, reporting lines, and the function maps from both legacy companies and reconcile them into one view. Mary Parker will source each file and record where it came from, so that we can show our working the first time the client questions a number.</w:t>
+        <w:t>Current-state map of the two operating models. I will document how each side runs today across the core functions, drawing on the organization charts, the existing process documentation, and a short round of interviews, and note where the two overlap or pull against each other.</w:t>
       </w:r>
     </w:p>
     <w:p>
@@ -43,7 +37,7 @@
         <w:pStyle w:val="ListBullet"/>
       </w:pPr>
       <w:r>
-        <w:t>Building the cost baseline. We build the combined cost base from the client's own management accounts, not from the deal model. Jason Torres will fix the definitions before we start, so that we are not renegotiating what a figure means in month three.</w:t>
+        <w:t>Cost and finance baseline. Working with the client's finance team under Joseph Wallace, I will assemble a clean baseline of the combined cost structure, so that any later recommendation rests on figures both sides accept.</w:t>
       </w:r>
     </w:p>
     <w:p>
@@ -51,7 +45,7 @@
         <w:pStyle w:val="ListBullet"/>
       </w:pPr>
       <w:r>
-        <w:t>Designing the target operating model. Once the current picture is settled, we describe where each in-scope function should sit in the combined structure and what running it will require. This follows the consolidation; it does not run ahead of it.</w:t>
+        <w:t>Market and peer context. Mary Parker will build the background on the combined company's markets and closest peers, with the sources kept on file, to frame where the integration can create the most value.</w:t>
       </w:r>
     </w:p>
     <w:p>
@@ -59,7 +53,15 @@
         <w:pStyle w:val="ListBullet"/>
       </w:pPr>
       <w:r>
-        <w:t>Planning the first period. We sequence the decisions the client faces after integration, separating what cannot wait from what can. This is the last piece and it depends on the three above.</w:t>
+        <w:t>Integration priorities and sequencing. Jason Torres will lead the early view on which decisions the integration turns on and the order in which the organization can absorb them.</w:t>
+      </w:r>
+    </w:p>
+    <w:p>
+      <w:pPr>
+        <w:pStyle w:val="ListBullet"/>
+      </w:pPr>
+      <w:r>
+        <w:t>Working record. We will keep a shared engagement file from the first week, so that every figure and source we rely on can be traced, and so that our notes to the client draw from one record and not from memory.</w:t>
       </w:r>
     </w:p>
     <w:p>
@@ -67,76 +69,12 @@
         <w:pStyle w:val="Heading2"/>
       </w:pPr>
       <w:r>
-        <w:t>Questions I want settled early</w:t>
-      </w:r>
-    </w:p>
-    <w:p>
-      <w:pPr>
-        <w:pStyle w:val="ListBullet"/>
-      </w:pPr>
-      <w:r>
-        <w:t>Which functions are actually in scope. The engagement letter names them in general terms. I want a written list agreed with the client before we map anything, so that we are not mapping a department we were never asked to touch.</w:t>
-      </w:r>
-    </w:p>
-    <w:p>
-      <w:pPr>
-        <w:pStyle w:val="ListBullet"/>
-      </w:pPr>
-      <w:r>
-        <w:t>Whose management accounts govern where the two companies disagree. Jason, this one is for you and the client to settle, not for me to assume.</w:t>
-      </w:r>
-    </w:p>
-    <w:p>
-      <w:pPr>
-        <w:pStyle w:val="ListBullet"/>
-      </w:pPr>
-      <w:r>
-        <w:t>How personnel-sensitive material reaches us. Some of what we need touches roles that are not yet settled. Mary Parker and I should agree a handling convention before we request any of it.</w:t>
-      </w:r>
-    </w:p>
-    <w:p>
-      <w:pPr>
-        <w:pStyle w:val="Heading2"/>
-      </w:pPr>
-      <w:r>
-        <w:t>Immediate steps</w:t>
-      </w:r>
-    </w:p>
-    <w:p>
-      <w:pPr>
-        <w:pStyle w:val="ListBullet"/>
-      </w:pPr>
-      <w:r>
-        <w:t>I will circulate a single consolidated data request this week and open a log of what we have asked for and received.</w:t>
-      </w:r>
-    </w:p>
-    <w:p>
-      <w:pPr>
-        <w:pStyle w:val="ListBullet"/>
-      </w:pPr>
-      <w:r>
-        <w:t>Mary Parker will set up the source register and the file naming we will use throughout the engagement.</w:t>
-      </w:r>
-    </w:p>
-    <w:p>
-      <w:pPr>
-        <w:pStyle w:val="ListBullet"/>
-      </w:pPr>
-      <w:r>
-        <w:t>Jason Torres will confirm the in-scope function list and the account definitions with Joseph Wallace, the client's Chief Financial Officer.</w:t>
-      </w:r>
-    </w:p>
-    <w:p>
-      <w:pPr>
-        <w:pStyle w:val="ListBullet"/>
-      </w:pPr>
-      <w:r>
-        <w:t>We hold our first internal working session at the end of next week. Bring what you have, including the gaps you have not closed.</w:t>
+        <w:t>What happens next</w:t>
       </w:r>
     </w:p>
     <w:p>
       <w:r>
-        <w:t>At this stage we send the client nothing that characterizes a result, because we do not have one. We have a scope, a team, and a data request going out this week. I will keep the request log current so that all three of us know at any point what is still outstanding.</w:t>
+        <w:t>For the coming week the priority is access and materials. I will send the client team the initial request for information today, and Mary Parker will begin the market and peer scan in parallel so that we are not idle while the data comes in; Jason Torres will confirm the cadence of the standing check-ins with Joseph Wallace and circulate the schedule to all of us. The single thing I need from each of you before we meet again is your list of the documents and contacts your area will require, sent to me by the end of the week, so that I can fold it into one request to the client and not several. I will keep the shared engagement file current as material arrives and post a short index of what we have received and what is still outstanding, so that no one has to ask me twice for the same status, and so that Jason Torres has an accurate picture before each check-in with Joseph Wallace.</w:t>
       </w:r>
     </w:p>
     <w:sectPr>
